--- a/VA_Claim_Scout_v0.3.docx
+++ b/VA_Claim_Scout_v0.3.docx
@@ -87,7 +87,7 @@
           <w:sz w:val="18"/>
           <w:szCs w:val="18"/>
         </w:rPr>
-        <w:t xml:space="preserve">github.com/VAClaimScout</w:t>
+        <w:t xml:space="preserve">github.com/ClaimScout</w:t>
       </w:r>
     </w:p>
     <w:tbl>
@@ -175,7 +175,7 @@
                 <w:sz w:val="19"/>
                 <w:szCs w:val="19"/>
               </w:rPr>
-              <w:t xml:space="preserve">github.com/VAClaimScout</w:t>
+              <w:t xml:space="preserve">github.com/ClaimScout</w:t>
             </w:r>
           </w:p>
           <w:p>
@@ -1339,7 +1339,7 @@
                 <w:sz w:val="18"/>
                 <w:szCs w:val="18"/>
               </w:rPr>
-              <w:t xml:space="preserve">Displays the current version number and directs to github.com/VAClaimScout to check for a newer release</w:t>
+              <w:t xml:space="preserve">Displays the current version number and directs to github.com/ClaimScout to check for a newer release</w:t>
             </w:r>
           </w:p>
         </w:tc>
@@ -8113,7 +8113,7 @@
           <w:sz w:val="19"/>
           <w:szCs w:val="19"/>
         </w:rPr>
-        <w:t xml:space="preserve">Credit &amp; updates: github.com/VAClaimScout</w:t>
+        <w:t xml:space="preserve">Credit &amp; updates: github.com/ClaimScout</w:t>
       </w:r>
     </w:p>
     <w:p>
@@ -8401,7 +8401,7 @@
         <w:sz w:val="16"/>
         <w:szCs w:val="16"/>
       </w:rPr>
-      <w:t xml:space="preserve">v0.3 — Pre-Release  ·  Free for every veteran  ·  github.com/VAClaimScout</w:t>
+      <w:t xml:space="preserve">v0.3 — Pre-Release  ·  Free for every veteran  ·  github.com/ClaimScout</w:t>
     </w:r>
   </w:p>
 </w:hdr>
